--- a/CommonNomenclature.docx
+++ b/CommonNomenclature.docx
@@ -3074,9 +3074,9 @@
               <w:rPr>
                 <w:sz w:val="20"/>
               </w:rPr>
-              <w:t>Decision 6/CMA.4 Annex I, paragraph 5</w:t>
+              <w:t>Decision 6/CMA.4, Annex I, paragraph 5</w:t>
               <w:br/>
-              <w:t>Decision 6/CMA.4 paragraph 17 (j)</w:t>
+              <w:t>Decision 6/CMA.4, paragraph 17(j)</w:t>
             </w:r>
           </w:p>
         </w:tc>
@@ -7313,7 +7313,9 @@
               <w:rPr>
                 <w:sz w:val="20"/>
               </w:rPr>
-              <w:t>Decision 6/CMA.4 paragraph 17 (j)</w:t>
+              <w:t>Decision 6/CMA.4, paragraph 17(j)</w:t>
+              <w:br/>
+              <w:t>Decision 6/CMA.4, Annex VII</w:t>
             </w:r>
           </w:p>
         </w:tc>

--- a/CommonNomenclature.docx
+++ b/CommonNomenclature.docx
@@ -504,7 +504,11 @@
               <w:br/>
               <w:t>ISO-3166-1 alpha-3 code of the Party's country.</w:t>
               <w:br/>
-              <w:t>Exceptionally reserved code elements, such as EUE for the European Union, are also allowed.</w:t>
+              <w:t>Exceptionally reserved code elements are defined:</w:t>
+              <w:br/>
+              <w:t>- XEU - for the European Union, and</w:t>
+              <w:br/>
+              <w:t>- XMR - for the Article 6.4 Mechanism Registry.</w:t>
             </w:r>
           </w:p>
         </w:tc>
@@ -3040,7 +3044,13 @@
               </w:rPr>
               <w:t>A unique identifier of one of the cooperative approaches under Article 6.2.</w:t>
               <w:br/>
-              <w:t>The format of the string is "CANNNN" where the "CA" is the fixed prefix, and NNNN is a four-digit integer, that shall be incremented by one for each additional agreed cooperative approach, and added to this common nomenclature.</w:t>
+              <w:t>The format of the string is "CANNNNNN" where the "CA" is the fixed prefix, and NNNNNN is a six-digit integer, that shall be incremented by one for each additional agreed cooperative approach, and added to this common nomenclature.</w:t>
+              <w:br/>
+              <w:t>Note that previously a defined format of Cooperative Approach ID was "CANNNN" with a four-digit integer.  As such,</w:t>
+              <w:br/>
+              <w:t>- Cooperative Approach IDs with four-digits will continue to be recognised, and</w:t>
+              <w:br/>
+              <w:t>- Cooperative Approach IDs with four-digits and those with six-digits with the same integer values are considered identical.  For example "CA0001" and "CA000001" are considered identical.</w:t>
             </w:r>
           </w:p>
         </w:tc>
@@ -3344,7 +3354,7 @@
               <w:rPr>
                 <w:sz w:val="20"/>
               </w:rPr>
-              <w:t>CA0001</w:t>
+              <w:t>CA000001</w:t>
             </w:r>
           </w:p>
         </w:tc>
@@ -3378,7 +3388,7 @@
               <w:rPr>
                 <w:sz w:val="20"/>
               </w:rPr>
-              <w:t>CA0002</w:t>
+              <w:t>CA000002</w:t>
             </w:r>
           </w:p>
         </w:tc>
@@ -3412,7 +3422,7 @@
               <w:rPr>
                 <w:sz w:val="20"/>
               </w:rPr>
-              <w:t>CA0003</w:t>
+              <w:t>CA000003</w:t>
             </w:r>
           </w:p>
         </w:tc>
@@ -3446,7 +3456,7 @@
               <w:rPr>
                 <w:sz w:val="20"/>
               </w:rPr>
-              <w:t>CA0004</w:t>
+              <w:t>CA000004</w:t>
             </w:r>
           </w:p>
         </w:tc>
@@ -3480,7 +3490,7 @@
               <w:rPr>
                 <w:sz w:val="20"/>
               </w:rPr>
-              <w:t>CA0005</w:t>
+              <w:t>CA000005</w:t>
             </w:r>
           </w:p>
         </w:tc>
@@ -3514,7 +3524,7 @@
               <w:rPr>
                 <w:sz w:val="20"/>
               </w:rPr>
-              <w:t>CA0006</w:t>
+              <w:t>CA000006</w:t>
             </w:r>
           </w:p>
         </w:tc>
@@ -3548,7 +3558,7 @@
               <w:rPr>
                 <w:sz w:val="20"/>
               </w:rPr>
-              <w:t>CA0007</w:t>
+              <w:t>CA000007</w:t>
             </w:r>
           </w:p>
         </w:tc>
@@ -3582,7 +3592,7 @@
               <w:rPr>
                 <w:sz w:val="20"/>
               </w:rPr>
-              <w:t>CA0008</w:t>
+              <w:t>CA000008</w:t>
             </w:r>
           </w:p>
         </w:tc>
@@ -3616,7 +3626,7 @@
               <w:rPr>
                 <w:sz w:val="20"/>
               </w:rPr>
-              <w:t>CA0009</w:t>
+              <w:t>CA000009</w:t>
             </w:r>
           </w:p>
         </w:tc>
@@ -3650,7 +3660,7 @@
               <w:rPr>
                 <w:sz w:val="20"/>
               </w:rPr>
-              <w:t>CA0010</w:t>
+              <w:t>CA000010</w:t>
             </w:r>
           </w:p>
         </w:tc>
@@ -3684,7 +3694,7 @@
               <w:rPr>
                 <w:sz w:val="20"/>
               </w:rPr>
-              <w:t>CA0011</w:t>
+              <w:t>CA000011</w:t>
             </w:r>
           </w:p>
         </w:tc>
@@ -3718,7 +3728,7 @@
               <w:rPr>
                 <w:sz w:val="20"/>
               </w:rPr>
-              <w:t>CA0012</w:t>
+              <w:t>CA000012</w:t>
             </w:r>
           </w:p>
         </w:tc>
@@ -3752,7 +3762,7 @@
               <w:rPr>
                 <w:sz w:val="20"/>
               </w:rPr>
-              <w:t>CA0013</w:t>
+              <w:t>CA000013</w:t>
             </w:r>
           </w:p>
         </w:tc>
@@ -3786,7 +3796,7 @@
               <w:rPr>
                 <w:sz w:val="20"/>
               </w:rPr>
-              <w:t>CA0014</w:t>
+              <w:t>CA000014</w:t>
             </w:r>
           </w:p>
         </w:tc>
@@ -3820,7 +3830,7 @@
               <w:rPr>
                 <w:sz w:val="20"/>
               </w:rPr>
-              <w:t>CA0015</w:t>
+              <w:t>CA000015</w:t>
             </w:r>
           </w:p>
         </w:tc>
@@ -3854,7 +3864,7 @@
               <w:rPr>
                 <w:sz w:val="20"/>
               </w:rPr>
-              <w:t>CA0016</w:t>
+              <w:t>CA000016</w:t>
             </w:r>
           </w:p>
         </w:tc>
@@ -3888,7 +3898,7 @@
               <w:rPr>
                 <w:sz w:val="20"/>
               </w:rPr>
-              <w:t>CA0017</w:t>
+              <w:t>CA000017</w:t>
             </w:r>
           </w:p>
         </w:tc>
@@ -3922,7 +3932,7 @@
               <w:rPr>
                 <w:sz w:val="20"/>
               </w:rPr>
-              <w:t>CA0018</w:t>
+              <w:t>CA000018</w:t>
             </w:r>
           </w:p>
         </w:tc>
@@ -3956,7 +3966,7 @@
               <w:rPr>
                 <w:sz w:val="20"/>
               </w:rPr>
-              <w:t>CA0019</w:t>
+              <w:t>CA000019</w:t>
             </w:r>
           </w:p>
         </w:tc>
@@ -3990,7 +4000,7 @@
               <w:rPr>
                 <w:sz w:val="20"/>
               </w:rPr>
-              <w:t>CA0020</w:t>
+              <w:t>CA000020</w:t>
             </w:r>
           </w:p>
         </w:tc>
@@ -4024,7 +4034,7 @@
               <w:rPr>
                 <w:sz w:val="20"/>
               </w:rPr>
-              <w:t>CA0021</w:t>
+              <w:t>CA000021</w:t>
             </w:r>
           </w:p>
         </w:tc>
@@ -4058,7 +4068,7 @@
               <w:rPr>
                 <w:sz w:val="20"/>
               </w:rPr>
-              <w:t>CA0022</w:t>
+              <w:t>CA000022</w:t>
             </w:r>
           </w:p>
         </w:tc>
@@ -4092,7 +4102,7 @@
               <w:rPr>
                 <w:sz w:val="20"/>
               </w:rPr>
-              <w:t>CA0023</w:t>
+              <w:t>CA000023</w:t>
             </w:r>
           </w:p>
         </w:tc>
@@ -4126,7 +4136,7 @@
               <w:rPr>
                 <w:sz w:val="20"/>
               </w:rPr>
-              <w:t>CA0024</w:t>
+              <w:t>CA000024</w:t>
             </w:r>
           </w:p>
         </w:tc>
@@ -4160,7 +4170,7 @@
               <w:rPr>
                 <w:sz w:val="20"/>
               </w:rPr>
-              <w:t>CA0025</w:t>
+              <w:t>CA000025</w:t>
             </w:r>
           </w:p>
         </w:tc>
@@ -4194,7 +4204,7 @@
               <w:rPr>
                 <w:sz w:val="20"/>
               </w:rPr>
-              <w:t>CA0026</w:t>
+              <w:t>CA000026</w:t>
             </w:r>
           </w:p>
         </w:tc>
@@ -4228,7 +4238,7 @@
               <w:rPr>
                 <w:sz w:val="20"/>
               </w:rPr>
-              <w:t>CA0027</w:t>
+              <w:t>CA000027</w:t>
             </w:r>
           </w:p>
         </w:tc>
@@ -4262,7 +4272,7 @@
               <w:rPr>
                 <w:sz w:val="20"/>
               </w:rPr>
-              <w:t>CA0028</w:t>
+              <w:t>CA000028</w:t>
             </w:r>
           </w:p>
         </w:tc>
@@ -4296,7 +4306,7 @@
               <w:rPr>
                 <w:sz w:val="20"/>
               </w:rPr>
-              <w:t>CA0029</w:t>
+              <w:t>CA000029</w:t>
             </w:r>
           </w:p>
         </w:tc>
@@ -4330,7 +4340,7 @@
               <w:rPr>
                 <w:sz w:val="20"/>
               </w:rPr>
-              <w:t>CA0030</w:t>
+              <w:t>CA000030</w:t>
             </w:r>
           </w:p>
         </w:tc>
@@ -4364,7 +4374,7 @@
               <w:rPr>
                 <w:sz w:val="20"/>
               </w:rPr>
-              <w:t>CA0031</w:t>
+              <w:t>CA000031</w:t>
             </w:r>
           </w:p>
         </w:tc>
@@ -4398,7 +4408,7 @@
               <w:rPr>
                 <w:sz w:val="20"/>
               </w:rPr>
-              <w:t>CA0032</w:t>
+              <w:t>CA000032</w:t>
             </w:r>
           </w:p>
         </w:tc>
@@ -4432,7 +4442,7 @@
               <w:rPr>
                 <w:sz w:val="20"/>
               </w:rPr>
-              <w:t>CA0033</w:t>
+              <w:t>CA000033</w:t>
             </w:r>
           </w:p>
         </w:tc>
@@ -4466,7 +4476,7 @@
               <w:rPr>
                 <w:sz w:val="20"/>
               </w:rPr>
-              <w:t>CA0034</w:t>
+              <w:t>CA000034</w:t>
             </w:r>
           </w:p>
         </w:tc>
@@ -4500,7 +4510,7 @@
               <w:rPr>
                 <w:sz w:val="20"/>
               </w:rPr>
-              <w:t>CA0035</w:t>
+              <w:t>CA000035</w:t>
             </w:r>
           </w:p>
         </w:tc>
@@ -4534,7 +4544,7 @@
               <w:rPr>
                 <w:sz w:val="20"/>
               </w:rPr>
-              <w:t>CA0036</w:t>
+              <w:t>CA000036</w:t>
             </w:r>
           </w:p>
         </w:tc>
@@ -4568,7 +4578,7 @@
               <w:rPr>
                 <w:sz w:val="20"/>
               </w:rPr>
-              <w:t>CA0037</w:t>
+              <w:t>CA000037</w:t>
             </w:r>
           </w:p>
         </w:tc>
@@ -4602,7 +4612,7 @@
               <w:rPr>
                 <w:sz w:val="20"/>
               </w:rPr>
-              <w:t>CA0038</w:t>
+              <w:t>CA000038</w:t>
             </w:r>
           </w:p>
         </w:tc>
@@ -4636,7 +4646,7 @@
               <w:rPr>
                 <w:sz w:val="20"/>
               </w:rPr>
-              <w:t>CA0039</w:t>
+              <w:t>CA000039</w:t>
             </w:r>
           </w:p>
         </w:tc>
@@ -4670,7 +4680,7 @@
               <w:rPr>
                 <w:sz w:val="20"/>
               </w:rPr>
-              <w:t>CA0040</w:t>
+              <w:t>CA000040</w:t>
             </w:r>
           </w:p>
         </w:tc>
@@ -4707,7 +4717,7 @@
               <w:rPr>
                 <w:sz w:val="20"/>
               </w:rPr>
-              <w:t>CA0041</w:t>
+              <w:t>CA000041</w:t>
             </w:r>
           </w:p>
         </w:tc>
